--- a/docs/IT-024-003 — Dataset Availability MVP.docx
+++ b/docs/IT-024-003 — Dataset Availability MVP.docx
@@ -26,7 +26,7 @@
           <w:szCs w:val="46"/>
           <w:rtl w:val="0"/>
         </w:rPr>
-        <w:t xml:space="preserve">Nueva definición del IT</w:t>
+        <w:t xml:space="preserve">IT-024-003 — Dataset Availability MVP</w:t>
       </w:r>
     </w:p>
     <w:p>
